--- a/Aufgabenstellung-Vorüberlegung/Anforderungen.docx
+++ b/Aufgabenstellung-Vorüberlegung/Anforderungen.docx
@@ -1,6 +1,6 @@
 
 <file path=word/document.xml><?xml version="1.0" encoding="utf-8"?>
-<w:document xmlns:wpc="http://schemas.microsoft.com/office/word/2010/wordprocessingCanvas" xmlns:cx="http://schemas.microsoft.com/office/drawing/2014/chartex" xmlns:cx1="http://schemas.microsoft.com/office/drawing/2015/9/8/chartex" xmlns:cx2="http://schemas.microsoft.com/office/drawing/2015/10/21/chartex" xmlns:cx3="http://schemas.microsoft.com/office/drawing/2016/5/9/chartex" xmlns:cx4="http://schemas.microsoft.com/office/drawing/2016/5/10/chartex" xmlns:cx5="http://schemas.microsoft.com/office/drawing/2016/5/11/chartex" xmlns:cx6="http://schemas.microsoft.com/office/drawing/2016/5/12/chartex" xmlns:cx7="http://schemas.microsoft.com/office/drawing/2016/5/13/chartex" xmlns:cx8="http://schemas.microsoft.com/office/drawing/2016/5/14/chartex" xmlns:mc="http://schemas.openxmlformats.org/markup-compatibility/2006" xmlns:aink="http://schemas.microsoft.com/office/drawing/2016/ink" xmlns:am3d="http://schemas.microsoft.com/office/drawing/2017/model3d" xmlns:o="urn:schemas-microsoft-com:office:office" xmlns:oel="http://schemas.microsoft.com/office/2019/extlst" xmlns:r="http://schemas.openxmlformats.org/officeDocument/2006/relationships" xmlns:m="http://schemas.openxmlformats.org/officeDocument/2006/math" xmlns:v="urn:schemas-microsoft-com:vml" xmlns:wp14="http://schemas.microsoft.com/office/word/2010/wordprocessingDrawing" xmlns:wp="http://schemas.openxmlformats.org/drawingml/2006/wordprocessingDrawing" xmlns:w10="urn:schemas-microsoft-com:office:word" xmlns:w="http://schemas.openxmlformats.org/wordprocessingml/2006/main" xmlns:w14="http://schemas.microsoft.com/office/word/2010/wordml" xmlns:w15="http://schemas.microsoft.com/office/word/2012/wordml" xmlns:w16cex="http://schemas.microsoft.com/office/word/2018/wordml/cex" xmlns:w16cid="http://schemas.microsoft.com/office/word/2016/wordml/cid" xmlns:w16="http://schemas.microsoft.com/office/word/2018/wordml" xmlns:w16du="http://schemas.microsoft.com/office/word/2023/wordml/word16du" xmlns:w16sdtdh="http://schemas.microsoft.com/office/word/2020/wordml/sdtdatahash" xmlns:w16se="http://schemas.microsoft.com/office/word/2015/wordml/symex" xmlns:wpg="http://schemas.microsoft.com/office/word/2010/wordprocessingGroup" xmlns:wpi="http://schemas.microsoft.com/office/word/2010/wordprocessingInk" xmlns:wne="http://schemas.microsoft.com/office/word/2006/wordml" xmlns:wps="http://schemas.microsoft.com/office/word/2010/wordprocessingShape" mc:Ignorable="w14 w15 w16se w16cid w16 w16cex w16sdtdh w16du wp14">
+<w:document xmlns:wpc="http://schemas.microsoft.com/office/word/2010/wordprocessingCanvas" xmlns:cx="http://schemas.microsoft.com/office/drawing/2014/chartex" xmlns:cx1="http://schemas.microsoft.com/office/drawing/2015/9/8/chartex" xmlns:cx2="http://schemas.microsoft.com/office/drawing/2015/10/21/chartex" xmlns:cx3="http://schemas.microsoft.com/office/drawing/2016/5/9/chartex" xmlns:cx4="http://schemas.microsoft.com/office/drawing/2016/5/10/chartex" xmlns:cx5="http://schemas.microsoft.com/office/drawing/2016/5/11/chartex" xmlns:cx6="http://schemas.microsoft.com/office/drawing/2016/5/12/chartex" xmlns:cx7="http://schemas.microsoft.com/office/drawing/2016/5/13/chartex" xmlns:cx8="http://schemas.microsoft.com/office/drawing/2016/5/14/chartex" xmlns:mc="http://schemas.openxmlformats.org/markup-compatibility/2006" xmlns:aink="http://schemas.microsoft.com/office/drawing/2016/ink" xmlns:am3d="http://schemas.microsoft.com/office/drawing/2017/model3d" xmlns:o="urn:schemas-microsoft-com:office:office" xmlns:oel="http://schemas.microsoft.com/office/2019/extlst" xmlns:r="http://schemas.openxmlformats.org/officeDocument/2006/relationships" xmlns:m="http://schemas.openxmlformats.org/officeDocument/2006/math" xmlns:v="urn:schemas-microsoft-com:vml" xmlns:wp14="http://schemas.microsoft.com/office/word/2010/wordprocessingDrawing" xmlns:wp="http://schemas.openxmlformats.org/drawingml/2006/wordprocessingDrawing" xmlns:w10="urn:schemas-microsoft-com:office:word" xmlns:w="http://schemas.openxmlformats.org/wordprocessingml/2006/main" xmlns:w14="http://schemas.microsoft.com/office/word/2010/wordml" xmlns:w15="http://schemas.microsoft.com/office/word/2012/wordml" xmlns:w16cex="http://schemas.microsoft.com/office/word/2018/wordml/cex" xmlns:w16cid="http://schemas.microsoft.com/office/word/2016/wordml/cid" xmlns:w16="http://schemas.microsoft.com/office/word/2018/wordml" xmlns:w16du="http://schemas.microsoft.com/office/word/2023/wordml/word16du" xmlns:w16sdtdh="http://schemas.microsoft.com/office/word/2020/wordml/sdtdatahash" xmlns:w16sdtfl="http://schemas.microsoft.com/office/word/2024/wordml/sdtformatlock" xmlns:w16se="http://schemas.microsoft.com/office/word/2015/wordml/symex" xmlns:wpg="http://schemas.microsoft.com/office/word/2010/wordprocessingGroup" xmlns:wpi="http://schemas.microsoft.com/office/word/2010/wordprocessingInk" xmlns:wne="http://schemas.microsoft.com/office/word/2006/wordml" xmlns:wps="http://schemas.microsoft.com/office/word/2010/wordprocessingShape" mc:Ignorable="w14 w15 w16se w16cid w16 w16cex w16sdtdh w16sdtfl w16du wp14">
   <w:body>
     <w:p>
       <w:pPr>
@@ -263,20 +263,15 @@
       <w:pPr>
         <w:rPr>
           <w:rFonts w:ascii="Arial" w:hAnsi="Arial" w:cs="Arial"/>
-        </w:rPr>
-      </w:pPr>
-      <w:r>
-        <w:rPr>
-          <w:rFonts w:ascii="Arial" w:hAnsi="Arial" w:cs="Arial"/>
           <w:u w:val="single"/>
         </w:rPr>
-        <w:t>Sekretärin</w:t>
-      </w:r>
-      <w:r>
-        <w:rPr>
-          <w:rFonts w:ascii="Arial" w:hAnsi="Arial" w:cs="Arial"/>
-        </w:rPr>
-        <w:t>:</w:t>
+      </w:pPr>
+      <w:r>
+        <w:rPr>
+          <w:rFonts w:ascii="Arial" w:hAnsi="Arial" w:cs="Arial"/>
+          <w:u w:val="single"/>
+        </w:rPr>
+        <w:t>Student</w:t>
       </w:r>
     </w:p>
     <w:p>
@@ -294,7 +289,7 @@
         <w:rPr>
           <w:rFonts w:ascii="Arial" w:hAnsi="Arial" w:cs="Arial"/>
         </w:rPr>
-        <w:t>Verwaltung der Studentenprofile und deren Einschreibung in Kurse.</w:t>
+        <w:t>Zugriff auf zugewiesene Kurse und Inhalte.</w:t>
       </w:r>
     </w:p>
     <w:p>
@@ -312,7 +307,7 @@
         <w:rPr>
           <w:rFonts w:ascii="Arial" w:hAnsi="Arial" w:cs="Arial"/>
         </w:rPr>
-        <w:t>Organisation von Semesterplänen.</w:t>
+        <w:t>Abgabe von Aufgaben.</w:t>
       </w:r>
     </w:p>
     <w:p>
@@ -330,75 +325,6 @@
         <w:rPr>
           <w:rFonts w:ascii="Arial" w:hAnsi="Arial" w:cs="Arial"/>
         </w:rPr>
-        <w:t>Unterstützung bei administrativen Aufgaben.</w:t>
-      </w:r>
-    </w:p>
-    <w:p>
-      <w:pPr>
-        <w:rPr>
-          <w:rFonts w:ascii="Arial" w:hAnsi="Arial" w:cs="Arial"/>
-          <w:u w:val="single"/>
-        </w:rPr>
-      </w:pPr>
-      <w:r>
-        <w:rPr>
-          <w:rFonts w:ascii="Arial" w:hAnsi="Arial" w:cs="Arial"/>
-          <w:u w:val="single"/>
-        </w:rPr>
-        <w:t>Student</w:t>
-      </w:r>
-    </w:p>
-    <w:p>
-      <w:pPr>
-        <w:pStyle w:val="Listenabsatz"/>
-        <w:numPr>
-          <w:ilvl w:val="0"/>
-          <w:numId w:val="3"/>
-        </w:numPr>
-        <w:rPr>
-          <w:rFonts w:ascii="Arial" w:hAnsi="Arial" w:cs="Arial"/>
-        </w:rPr>
-      </w:pPr>
-      <w:r>
-        <w:rPr>
-          <w:rFonts w:ascii="Arial" w:hAnsi="Arial" w:cs="Arial"/>
-        </w:rPr>
-        <w:t>Zugriff auf zugewiesene Kurse und Inhalte.</w:t>
-      </w:r>
-    </w:p>
-    <w:p>
-      <w:pPr>
-        <w:pStyle w:val="Listenabsatz"/>
-        <w:numPr>
-          <w:ilvl w:val="0"/>
-          <w:numId w:val="3"/>
-        </w:numPr>
-        <w:rPr>
-          <w:rFonts w:ascii="Arial" w:hAnsi="Arial" w:cs="Arial"/>
-        </w:rPr>
-      </w:pPr>
-      <w:r>
-        <w:rPr>
-          <w:rFonts w:ascii="Arial" w:hAnsi="Arial" w:cs="Arial"/>
-        </w:rPr>
-        <w:t>Abgabe von Aufgaben.</w:t>
-      </w:r>
-    </w:p>
-    <w:p>
-      <w:pPr>
-        <w:pStyle w:val="Listenabsatz"/>
-        <w:numPr>
-          <w:ilvl w:val="0"/>
-          <w:numId w:val="3"/>
-        </w:numPr>
-        <w:rPr>
-          <w:rFonts w:ascii="Arial" w:hAnsi="Arial" w:cs="Arial"/>
-        </w:rPr>
-      </w:pPr>
-      <w:r>
-        <w:rPr>
-          <w:rFonts w:ascii="Arial" w:hAnsi="Arial" w:cs="Arial"/>
-        </w:rPr>
         <w:t>Einsehen von Bewertungen und Kommentaren.</w:t>
       </w:r>
     </w:p>
@@ -432,7 +358,13 @@
         <w:rPr>
           <w:rFonts w:ascii="Arial" w:hAnsi="Arial" w:cs="Arial"/>
         </w:rPr>
-        <w:t>Vier Rollen: Admin, Kursleiter, Dozent, Student, Sekretärin.</w:t>
+        <w:t>Vier Rollen: Admin, Kursleiter, Dozent, Student</w:t>
+      </w:r>
+      <w:r>
+        <w:rPr>
+          <w:rFonts w:ascii="Arial" w:hAnsi="Arial" w:cs="Arial"/>
+        </w:rPr>
+        <w:t>.</w:t>
       </w:r>
     </w:p>
     <w:p>
@@ -450,7 +382,21 @@
         <w:rPr>
           <w:rFonts w:ascii="Arial" w:hAnsi="Arial" w:cs="Arial"/>
         </w:rPr>
-        <w:t>Zugriffsbeschränkungen entsprechend der Rollen auf Endpunkte und Funktionen.</w:t>
+        <w:t xml:space="preserve">Zugriffsbeschränkungen entsprechend </w:t>
+      </w:r>
+      <w:proofErr w:type="gramStart"/>
+      <w:r>
+        <w:rPr>
+          <w:rFonts w:ascii="Arial" w:hAnsi="Arial" w:cs="Arial"/>
+        </w:rPr>
+        <w:t>der Rollen</w:t>
+      </w:r>
+      <w:proofErr w:type="gramEnd"/>
+      <w:r>
+        <w:rPr>
+          <w:rFonts w:ascii="Arial" w:hAnsi="Arial" w:cs="Arial"/>
+        </w:rPr>
+        <w:t xml:space="preserve"> auf Endpunkte und Funktionen.</w:t>
       </w:r>
     </w:p>
     <w:p>
@@ -542,6 +488,7 @@
         <w:rPr>
           <w:rFonts w:ascii="Arial" w:hAnsi="Arial" w:cs="Arial"/>
         </w:rPr>
+        <w:lastRenderedPageBreak/>
         <w:t>Kursmanagement</w:t>
       </w:r>
       <w:r>
@@ -754,7 +701,7 @@
           <w:rFonts w:ascii="Arial" w:hAnsi="Arial" w:cs="Arial"/>
           <w:u w:val="single"/>
         </w:rPr>
-        <w:t>Sekretärinnen</w:t>
+        <w:t>Für Studenten</w:t>
       </w:r>
     </w:p>
     <w:p>
@@ -772,7 +719,7 @@
         <w:rPr>
           <w:rFonts w:ascii="Arial" w:hAnsi="Arial" w:cs="Arial"/>
         </w:rPr>
-        <w:t>Studentenverwaltung</w:t>
+        <w:t>Kurszugriff</w:t>
       </w:r>
       <w:r>
         <w:rPr>
@@ -787,7 +734,7 @@
       <w:pPr>
         <w:numPr>
           <w:ilvl w:val="1"/>
-          <w:numId w:val="9"/>
+          <w:numId w:val="10"/>
         </w:numPr>
         <w:rPr>
           <w:rFonts w:ascii="Arial" w:hAnsi="Arial" w:cs="Arial"/>
@@ -797,14 +744,14 @@
         <w:rPr>
           <w:rFonts w:ascii="Arial" w:hAnsi="Arial" w:cs="Arial"/>
         </w:rPr>
-        <w:t>Hinzufügen und Entfernen von Studierenden.</w:t>
+        <w:t>Anzeigen von Kursinhalten und Aufgaben.</w:t>
       </w:r>
     </w:p>
     <w:p>
       <w:pPr>
         <w:numPr>
           <w:ilvl w:val="1"/>
-          <w:numId w:val="9"/>
+          <w:numId w:val="10"/>
         </w:numPr>
         <w:rPr>
           <w:rFonts w:ascii="Arial" w:hAnsi="Arial" w:cs="Arial"/>
@@ -814,14 +761,14 @@
         <w:rPr>
           <w:rFonts w:ascii="Arial" w:hAnsi="Arial" w:cs="Arial"/>
         </w:rPr>
-        <w:t>Einschreibung in Kurse und Zuweisung zu Dozenten.</w:t>
+        <w:t>Herunterladen von Materialien.</w:t>
       </w:r>
     </w:p>
     <w:p>
       <w:pPr>
         <w:numPr>
           <w:ilvl w:val="1"/>
-          <w:numId w:val="9"/>
+          <w:numId w:val="10"/>
         </w:numPr>
         <w:rPr>
           <w:rFonts w:ascii="Arial" w:hAnsi="Arial" w:cs="Arial"/>
@@ -831,7 +778,7 @@
         <w:rPr>
           <w:rFonts w:ascii="Arial" w:hAnsi="Arial" w:cs="Arial"/>
         </w:rPr>
-        <w:t>Verwaltung von Stammdaten (z. B. E-Mail, Matrikelnummer).</w:t>
+        <w:t>Abgabe von Aufgaben.</w:t>
       </w:r>
     </w:p>
     <w:p>
@@ -849,14 +796,22 @@
         <w:rPr>
           <w:rFonts w:ascii="Arial" w:hAnsi="Arial" w:cs="Arial"/>
         </w:rPr>
-        <w:t>Berichts- und Exportfunktionen:</w:t>
+        <w:t>Fortschrittsübersicht</w:t>
+      </w:r>
+      <w:r>
+        <w:rPr>
+          <w:rFonts w:ascii="Arial" w:hAnsi="Arial" w:cs="Arial"/>
+          <w:b/>
+          <w:bCs/>
+        </w:rPr>
+        <w:t>:</w:t>
       </w:r>
     </w:p>
     <w:p>
       <w:pPr>
         <w:numPr>
           <w:ilvl w:val="1"/>
-          <w:numId w:val="9"/>
+          <w:numId w:val="10"/>
         </w:numPr>
         <w:rPr>
           <w:rFonts w:ascii="Arial" w:hAnsi="Arial" w:cs="Arial"/>
@@ -866,7 +821,24 @@
         <w:rPr>
           <w:rFonts w:ascii="Arial" w:hAnsi="Arial" w:cs="Arial"/>
         </w:rPr>
-        <w:t>Export von Teilnehmerlisten und Kursübersichten als CSV oder PDF.</w:t>
+        <w:t>Einsehen von Bewertungen und Feedback zu abgegebenen Aufgaben.</w:t>
+      </w:r>
+    </w:p>
+    <w:p>
+      <w:pPr>
+        <w:numPr>
+          <w:ilvl w:val="1"/>
+          <w:numId w:val="10"/>
+        </w:numPr>
+        <w:rPr>
+          <w:rFonts w:ascii="Arial" w:hAnsi="Arial" w:cs="Arial"/>
+        </w:rPr>
+      </w:pPr>
+      <w:r>
+        <w:rPr>
+          <w:rFonts w:ascii="Arial" w:hAnsi="Arial" w:cs="Arial"/>
+        </w:rPr>
+        <w:t>Übersicht der eigenen Leistungen.</w:t>
       </w:r>
     </w:p>
     <w:p>
@@ -876,12 +848,20 @@
           <w:u w:val="single"/>
         </w:rPr>
       </w:pPr>
-      <w:r>
+    </w:p>
+    <w:p>
+      <w:pPr>
         <w:rPr>
           <w:rFonts w:ascii="Arial" w:hAnsi="Arial" w:cs="Arial"/>
           <w:u w:val="single"/>
         </w:rPr>
-        <w:t>Für Studenten</w:t>
+      </w:pPr>
+      <w:r>
+        <w:rPr>
+          <w:rFonts w:ascii="Arial" w:hAnsi="Arial" w:cs="Arial"/>
+          <w:u w:val="single"/>
+        </w:rPr>
+        <w:t>Für Admins</w:t>
       </w:r>
     </w:p>
     <w:p>
@@ -899,22 +879,14 @@
         <w:rPr>
           <w:rFonts w:ascii="Arial" w:hAnsi="Arial" w:cs="Arial"/>
         </w:rPr>
-        <w:t>Kurszugriff</w:t>
-      </w:r>
-      <w:r>
-        <w:rPr>
-          <w:rFonts w:ascii="Arial" w:hAnsi="Arial" w:cs="Arial"/>
-          <w:b/>
-          <w:bCs/>
-        </w:rPr>
-        <w:t>:</w:t>
+        <w:t>Benutzer- und Rollenverwaltung:</w:t>
       </w:r>
     </w:p>
     <w:p>
       <w:pPr>
         <w:numPr>
           <w:ilvl w:val="1"/>
-          <w:numId w:val="10"/>
+          <w:numId w:val="11"/>
         </w:numPr>
         <w:rPr>
           <w:rFonts w:ascii="Arial" w:hAnsi="Arial" w:cs="Arial"/>
@@ -924,41 +896,7 @@
         <w:rPr>
           <w:rFonts w:ascii="Arial" w:hAnsi="Arial" w:cs="Arial"/>
         </w:rPr>
-        <w:t>Anzeigen von Kursinhalten und Aufgaben.</w:t>
-      </w:r>
-    </w:p>
-    <w:p>
-      <w:pPr>
-        <w:numPr>
-          <w:ilvl w:val="1"/>
-          <w:numId w:val="10"/>
-        </w:numPr>
-        <w:rPr>
-          <w:rFonts w:ascii="Arial" w:hAnsi="Arial" w:cs="Arial"/>
-        </w:rPr>
-      </w:pPr>
-      <w:r>
-        <w:rPr>
-          <w:rFonts w:ascii="Arial" w:hAnsi="Arial" w:cs="Arial"/>
-        </w:rPr>
-        <w:t>Herunterladen von Materialien.</w:t>
-      </w:r>
-    </w:p>
-    <w:p>
-      <w:pPr>
-        <w:numPr>
-          <w:ilvl w:val="1"/>
-          <w:numId w:val="10"/>
-        </w:numPr>
-        <w:rPr>
-          <w:rFonts w:ascii="Arial" w:hAnsi="Arial" w:cs="Arial"/>
-        </w:rPr>
-      </w:pPr>
-      <w:r>
-        <w:rPr>
-          <w:rFonts w:ascii="Arial" w:hAnsi="Arial" w:cs="Arial"/>
-        </w:rPr>
-        <w:t>Abgabe von Aufgaben.</w:t>
+        <w:t>Hinzufügen, Bearbeiten und Löschen von Benutzern und deren Rollen.</w:t>
       </w:r>
     </w:p>
     <w:p>
@@ -976,91 +914,7 @@
         <w:rPr>
           <w:rFonts w:ascii="Arial" w:hAnsi="Arial" w:cs="Arial"/>
         </w:rPr>
-        <w:t>Fortschrittsübersicht</w:t>
-      </w:r>
-      <w:r>
-        <w:rPr>
-          <w:rFonts w:ascii="Arial" w:hAnsi="Arial" w:cs="Arial"/>
-          <w:b/>
-          <w:bCs/>
-        </w:rPr>
-        <w:t>:</w:t>
-      </w:r>
-    </w:p>
-    <w:p>
-      <w:pPr>
-        <w:numPr>
-          <w:ilvl w:val="1"/>
-          <w:numId w:val="10"/>
-        </w:numPr>
-        <w:rPr>
-          <w:rFonts w:ascii="Arial" w:hAnsi="Arial" w:cs="Arial"/>
-        </w:rPr>
-      </w:pPr>
-      <w:r>
-        <w:rPr>
-          <w:rFonts w:ascii="Arial" w:hAnsi="Arial" w:cs="Arial"/>
-        </w:rPr>
-        <w:t>Einsehen von Bewertungen und Feedback zu abgegebenen Aufgaben.</w:t>
-      </w:r>
-    </w:p>
-    <w:p>
-      <w:pPr>
-        <w:numPr>
-          <w:ilvl w:val="1"/>
-          <w:numId w:val="10"/>
-        </w:numPr>
-        <w:rPr>
-          <w:rFonts w:ascii="Arial" w:hAnsi="Arial" w:cs="Arial"/>
-        </w:rPr>
-      </w:pPr>
-      <w:r>
-        <w:rPr>
-          <w:rFonts w:ascii="Arial" w:hAnsi="Arial" w:cs="Arial"/>
-        </w:rPr>
-        <w:lastRenderedPageBreak/>
-        <w:t>Übersicht der eigenen Leistungen.</w:t>
-      </w:r>
-    </w:p>
-    <w:p>
-      <w:pPr>
-        <w:rPr>
-          <w:rFonts w:ascii="Arial" w:hAnsi="Arial" w:cs="Arial"/>
-          <w:u w:val="single"/>
-        </w:rPr>
-      </w:pPr>
-    </w:p>
-    <w:p>
-      <w:pPr>
-        <w:rPr>
-          <w:rFonts w:ascii="Arial" w:hAnsi="Arial" w:cs="Arial"/>
-          <w:u w:val="single"/>
-        </w:rPr>
-      </w:pPr>
-      <w:r>
-        <w:rPr>
-          <w:rFonts w:ascii="Arial" w:hAnsi="Arial" w:cs="Arial"/>
-          <w:u w:val="single"/>
-        </w:rPr>
-        <w:t>Für Admins</w:t>
-      </w:r>
-    </w:p>
-    <w:p>
-      <w:pPr>
-        <w:pStyle w:val="Listenabsatz"/>
-        <w:numPr>
-          <w:ilvl w:val="0"/>
-          <w:numId w:val="1"/>
-        </w:numPr>
-        <w:rPr>
-          <w:rFonts w:ascii="Arial" w:hAnsi="Arial" w:cs="Arial"/>
-        </w:rPr>
-      </w:pPr>
-      <w:r>
-        <w:rPr>
-          <w:rFonts w:ascii="Arial" w:hAnsi="Arial" w:cs="Arial"/>
-        </w:rPr>
-        <w:t>Benutzer- und Rollenverwaltung:</w:t>
+        <w:t>Systemkonfiguration:</w:t>
       </w:r>
     </w:p>
     <w:p>
@@ -1077,41 +931,6 @@
         <w:rPr>
           <w:rFonts w:ascii="Arial" w:hAnsi="Arial" w:cs="Arial"/>
         </w:rPr>
-        <w:t>Hinzufügen, Bearbeiten und Löschen von Benutzern und deren Rollen.</w:t>
-      </w:r>
-    </w:p>
-    <w:p>
-      <w:pPr>
-        <w:pStyle w:val="Listenabsatz"/>
-        <w:numPr>
-          <w:ilvl w:val="0"/>
-          <w:numId w:val="1"/>
-        </w:numPr>
-        <w:rPr>
-          <w:rFonts w:ascii="Arial" w:hAnsi="Arial" w:cs="Arial"/>
-        </w:rPr>
-      </w:pPr>
-      <w:r>
-        <w:rPr>
-          <w:rFonts w:ascii="Arial" w:hAnsi="Arial" w:cs="Arial"/>
-        </w:rPr>
-        <w:t>Systemkonfiguration:</w:t>
-      </w:r>
-    </w:p>
-    <w:p>
-      <w:pPr>
-        <w:numPr>
-          <w:ilvl w:val="1"/>
-          <w:numId w:val="11"/>
-        </w:numPr>
-        <w:rPr>
-          <w:rFonts w:ascii="Arial" w:hAnsi="Arial" w:cs="Arial"/>
-        </w:rPr>
-      </w:pPr>
-      <w:r>
-        <w:rPr>
-          <w:rFonts w:ascii="Arial" w:hAnsi="Arial" w:cs="Arial"/>
-        </w:rPr>
         <w:t>Einstellungen zu Sprache, Exportformaten und anderen systemweiten Funktionen.</w:t>
       </w:r>
     </w:p>
@@ -1151,6 +970,7 @@
           <w:sz w:val="40"/>
           <w:szCs w:val="40"/>
         </w:rPr>
+        <w:lastRenderedPageBreak/>
         <w:t>User-Stories</w:t>
       </w:r>
     </w:p>
@@ -1362,7 +1182,6 @@
         <w:rPr>
           <w:rFonts w:ascii="Arial" w:hAnsi="Arial" w:cs="Arial"/>
         </w:rPr>
-        <w:lastRenderedPageBreak/>
         <w:t>Als Dozent möchte ich Aufgaben erstellen und veröffentlichen können, um den Lernfortschritt der Studierenden zu fördern.</w:t>
       </w:r>
     </w:p>
@@ -1402,93 +1221,6 @@
           <w:b/>
           <w:bCs/>
         </w:rPr>
-        <w:t>Sekretärin</w:t>
-      </w:r>
-      <w:r>
-        <w:rPr>
-          <w:rFonts w:ascii="Arial" w:hAnsi="Arial" w:cs="Arial"/>
-          <w:b/>
-          <w:bCs/>
-        </w:rPr>
-        <w:t xml:space="preserve"> </w:t>
-      </w:r>
-      <w:r>
-        <w:rPr>
-          <w:rFonts w:ascii="Arial" w:hAnsi="Arial" w:cs="Arial"/>
-        </w:rPr>
-        <w:t>(untergeordnet/ abgespeckter Kursleiter)</w:t>
-      </w:r>
-    </w:p>
-    <w:p>
-      <w:pPr>
-        <w:numPr>
-          <w:ilvl w:val="0"/>
-          <w:numId w:val="15"/>
-        </w:numPr>
-        <w:rPr>
-          <w:rFonts w:ascii="Arial" w:hAnsi="Arial" w:cs="Arial"/>
-        </w:rPr>
-      </w:pPr>
-      <w:r>
-        <w:rPr>
-          <w:rFonts w:ascii="Arial" w:hAnsi="Arial" w:cs="Arial"/>
-        </w:rPr>
-        <w:t>Als Sekretärin möchte ich die Studentenprofile verwalten und sie in Kurse einschreiben können, um die administrativen Abläufe zu unterstützen.</w:t>
-      </w:r>
-    </w:p>
-    <w:p>
-      <w:pPr>
-        <w:numPr>
-          <w:ilvl w:val="0"/>
-          <w:numId w:val="15"/>
-        </w:numPr>
-        <w:rPr>
-          <w:rFonts w:ascii="Arial" w:hAnsi="Arial" w:cs="Arial"/>
-        </w:rPr>
-      </w:pPr>
-      <w:r>
-        <w:rPr>
-          <w:rFonts w:ascii="Arial" w:hAnsi="Arial" w:cs="Arial"/>
-        </w:rPr>
-        <w:t>Als Sekretärin möchte ich Semesterpläne organisieren können, um eine reibungslose Durchführung der Kurse zu gewährleisten.</w:t>
-      </w:r>
-    </w:p>
-    <w:p>
-      <w:pPr>
-        <w:numPr>
-          <w:ilvl w:val="0"/>
-          <w:numId w:val="15"/>
-        </w:numPr>
-        <w:rPr>
-          <w:rFonts w:ascii="Arial" w:hAnsi="Arial" w:cs="Arial"/>
-        </w:rPr>
-      </w:pPr>
-      <w:r>
-        <w:rPr>
-          <w:rFonts w:ascii="Arial" w:hAnsi="Arial" w:cs="Arial"/>
-        </w:rPr>
-        <w:t>Als Sekretärin möchte ich administrative Aufgaben unterstützen können, um die Effizienz der Verwaltungsprozesse zu verbessern.</w:t>
-      </w:r>
-    </w:p>
-    <w:p>
-      <w:pPr>
-        <w:rPr>
-          <w:rFonts w:ascii="Arial" w:hAnsi="Arial" w:cs="Arial"/>
-        </w:rPr>
-      </w:pPr>
-    </w:p>
-    <w:p>
-      <w:pPr>
-        <w:rPr>
-          <w:rFonts w:ascii="Arial" w:hAnsi="Arial" w:cs="Arial"/>
-        </w:rPr>
-      </w:pPr>
-      <w:r>
-        <w:rPr>
-          <w:rFonts w:ascii="Arial" w:hAnsi="Arial" w:cs="Arial"/>
-          <w:b/>
-          <w:bCs/>
-        </w:rPr>
         <w:t>Student</w:t>
       </w:r>
     </w:p>
@@ -1540,6 +1272,7 @@
         <w:rPr>
           <w:rFonts w:ascii="Arial" w:hAnsi="Arial" w:cs="Arial"/>
         </w:rPr>
+        <w:lastRenderedPageBreak/>
         <w:t>Als Student möchte ich Bewertungen und Kommentare einsehen können, um mein Feedback zu erhalten und meinen Fortschritt zu überwachen.</w:t>
       </w:r>
     </w:p>
@@ -1569,7 +1302,7 @@
 </file>
 
 <file path=word/endnotes.xml><?xml version="1.0" encoding="utf-8"?>
-<w:endnotes xmlns:wpc="http://schemas.microsoft.com/office/word/2010/wordprocessingCanvas" xmlns:cx="http://schemas.microsoft.com/office/drawing/2014/chartex" xmlns:cx1="http://schemas.microsoft.com/office/drawing/2015/9/8/chartex" xmlns:cx2="http://schemas.microsoft.com/office/drawing/2015/10/21/chartex" xmlns:cx3="http://schemas.microsoft.com/office/drawing/2016/5/9/chartex" xmlns:cx4="http://schemas.microsoft.com/office/drawing/2016/5/10/chartex" xmlns:cx5="http://schemas.microsoft.com/office/drawing/2016/5/11/chartex" xmlns:cx6="http://schemas.microsoft.com/office/drawing/2016/5/12/chartex" xmlns:cx7="http://schemas.microsoft.com/office/drawing/2016/5/13/chartex" xmlns:cx8="http://schemas.microsoft.com/office/drawing/2016/5/14/chartex" xmlns:mc="http://schemas.openxmlformats.org/markup-compatibility/2006" xmlns:aink="http://schemas.microsoft.com/office/drawing/2016/ink" xmlns:am3d="http://schemas.microsoft.com/office/drawing/2017/model3d" xmlns:o="urn:schemas-microsoft-com:office:office" xmlns:oel="http://schemas.microsoft.com/office/2019/extlst" xmlns:r="http://schemas.openxmlformats.org/officeDocument/2006/relationships" xmlns:m="http://schemas.openxmlformats.org/officeDocument/2006/math" xmlns:v="urn:schemas-microsoft-com:vml" xmlns:wp14="http://schemas.microsoft.com/office/word/2010/wordprocessingDrawing" xmlns:wp="http://schemas.openxmlformats.org/drawingml/2006/wordprocessingDrawing" xmlns:w10="urn:schemas-microsoft-com:office:word" xmlns:w="http://schemas.openxmlformats.org/wordprocessingml/2006/main" xmlns:w14="http://schemas.microsoft.com/office/word/2010/wordml" xmlns:w15="http://schemas.microsoft.com/office/word/2012/wordml" xmlns:w16cex="http://schemas.microsoft.com/office/word/2018/wordml/cex" xmlns:w16cid="http://schemas.microsoft.com/office/word/2016/wordml/cid" xmlns:w16="http://schemas.microsoft.com/office/word/2018/wordml" xmlns:w16du="http://schemas.microsoft.com/office/word/2023/wordml/word16du" xmlns:w16sdtdh="http://schemas.microsoft.com/office/word/2020/wordml/sdtdatahash" xmlns:w16se="http://schemas.microsoft.com/office/word/2015/wordml/symex" xmlns:wpg="http://schemas.microsoft.com/office/word/2010/wordprocessingGroup" xmlns:wpi="http://schemas.microsoft.com/office/word/2010/wordprocessingInk" xmlns:wne="http://schemas.microsoft.com/office/word/2006/wordml" xmlns:wps="http://schemas.microsoft.com/office/word/2010/wordprocessingShape" mc:Ignorable="w14 w15 w16se w16cid w16 w16cex w16sdtdh w16du wp14">
+<w:endnotes xmlns:wpc="http://schemas.microsoft.com/office/word/2010/wordprocessingCanvas" xmlns:cx="http://schemas.microsoft.com/office/drawing/2014/chartex" xmlns:cx1="http://schemas.microsoft.com/office/drawing/2015/9/8/chartex" xmlns:cx2="http://schemas.microsoft.com/office/drawing/2015/10/21/chartex" xmlns:cx3="http://schemas.microsoft.com/office/drawing/2016/5/9/chartex" xmlns:cx4="http://schemas.microsoft.com/office/drawing/2016/5/10/chartex" xmlns:cx5="http://schemas.microsoft.com/office/drawing/2016/5/11/chartex" xmlns:cx6="http://schemas.microsoft.com/office/drawing/2016/5/12/chartex" xmlns:cx7="http://schemas.microsoft.com/office/drawing/2016/5/13/chartex" xmlns:cx8="http://schemas.microsoft.com/office/drawing/2016/5/14/chartex" xmlns:mc="http://schemas.openxmlformats.org/markup-compatibility/2006" xmlns:aink="http://schemas.microsoft.com/office/drawing/2016/ink" xmlns:am3d="http://schemas.microsoft.com/office/drawing/2017/model3d" xmlns:o="urn:schemas-microsoft-com:office:office" xmlns:oel="http://schemas.microsoft.com/office/2019/extlst" xmlns:r="http://schemas.openxmlformats.org/officeDocument/2006/relationships" xmlns:m="http://schemas.openxmlformats.org/officeDocument/2006/math" xmlns:v="urn:schemas-microsoft-com:vml" xmlns:wp14="http://schemas.microsoft.com/office/word/2010/wordprocessingDrawing" xmlns:wp="http://schemas.openxmlformats.org/drawingml/2006/wordprocessingDrawing" xmlns:w10="urn:schemas-microsoft-com:office:word" xmlns:w="http://schemas.openxmlformats.org/wordprocessingml/2006/main" xmlns:w14="http://schemas.microsoft.com/office/word/2010/wordml" xmlns:w15="http://schemas.microsoft.com/office/word/2012/wordml" xmlns:w16cex="http://schemas.microsoft.com/office/word/2018/wordml/cex" xmlns:w16cid="http://schemas.microsoft.com/office/word/2016/wordml/cid" xmlns:w16="http://schemas.microsoft.com/office/word/2018/wordml" xmlns:w16du="http://schemas.microsoft.com/office/word/2023/wordml/word16du" xmlns:w16sdtdh="http://schemas.microsoft.com/office/word/2020/wordml/sdtdatahash" xmlns:w16sdtfl="http://schemas.microsoft.com/office/word/2024/wordml/sdtformatlock" xmlns:w16se="http://schemas.microsoft.com/office/word/2015/wordml/symex" xmlns:wpg="http://schemas.microsoft.com/office/word/2010/wordprocessingGroup" xmlns:wpi="http://schemas.microsoft.com/office/word/2010/wordprocessingInk" xmlns:wne="http://schemas.microsoft.com/office/word/2006/wordml" xmlns:wps="http://schemas.microsoft.com/office/word/2010/wordprocessingShape" mc:Ignorable="w14 w15 w16se w16cid w16 w16cex w16sdtdh w16sdtfl w16du wp14">
   <w:endnote w:type="separator" w:id="-1">
     <w:p>
       <w:pPr>
@@ -1594,7 +1327,7 @@
 </file>
 
 <file path=word/footer1.xml><?xml version="1.0" encoding="utf-8"?>
-<w:ftr xmlns:wpc="http://schemas.microsoft.com/office/word/2010/wordprocessingCanvas" xmlns:cx="http://schemas.microsoft.com/office/drawing/2014/chartex" xmlns:cx1="http://schemas.microsoft.com/office/drawing/2015/9/8/chartex" xmlns:cx2="http://schemas.microsoft.com/office/drawing/2015/10/21/chartex" xmlns:cx3="http://schemas.microsoft.com/office/drawing/2016/5/9/chartex" xmlns:cx4="http://schemas.microsoft.com/office/drawing/2016/5/10/chartex" xmlns:cx5="http://schemas.microsoft.com/office/drawing/2016/5/11/chartex" xmlns:cx6="http://schemas.microsoft.com/office/drawing/2016/5/12/chartex" xmlns:cx7="http://schemas.microsoft.com/office/drawing/2016/5/13/chartex" xmlns:cx8="http://schemas.microsoft.com/office/drawing/2016/5/14/chartex" xmlns:mc="http://schemas.openxmlformats.org/markup-compatibility/2006" xmlns:aink="http://schemas.microsoft.com/office/drawing/2016/ink" xmlns:am3d="http://schemas.microsoft.com/office/drawing/2017/model3d" xmlns:o="urn:schemas-microsoft-com:office:office" xmlns:oel="http://schemas.microsoft.com/office/2019/extlst" xmlns:r="http://schemas.openxmlformats.org/officeDocument/2006/relationships" xmlns:m="http://schemas.openxmlformats.org/officeDocument/2006/math" xmlns:v="urn:schemas-microsoft-com:vml" xmlns:wp14="http://schemas.microsoft.com/office/word/2010/wordprocessingDrawing" xmlns:wp="http://schemas.openxmlformats.org/drawingml/2006/wordprocessingDrawing" xmlns:w10="urn:schemas-microsoft-com:office:word" xmlns:w="http://schemas.openxmlformats.org/wordprocessingml/2006/main" xmlns:w14="http://schemas.microsoft.com/office/word/2010/wordml" xmlns:w15="http://schemas.microsoft.com/office/word/2012/wordml" xmlns:w16cex="http://schemas.microsoft.com/office/word/2018/wordml/cex" xmlns:w16cid="http://schemas.microsoft.com/office/word/2016/wordml/cid" xmlns:w16="http://schemas.microsoft.com/office/word/2018/wordml" xmlns:w16du="http://schemas.microsoft.com/office/word/2023/wordml/word16du" xmlns:w16sdtdh="http://schemas.microsoft.com/office/word/2020/wordml/sdtdatahash" xmlns:w16se="http://schemas.microsoft.com/office/word/2015/wordml/symex" xmlns:wpg="http://schemas.microsoft.com/office/word/2010/wordprocessingGroup" xmlns:wpi="http://schemas.microsoft.com/office/word/2010/wordprocessingInk" xmlns:wne="http://schemas.microsoft.com/office/word/2006/wordml" xmlns:wps="http://schemas.microsoft.com/office/word/2010/wordprocessingShape" mc:Ignorable="w14 w15 w16se w16cid w16 w16cex w16sdtdh w16du wp14">
+<w:ftr xmlns:wpc="http://schemas.microsoft.com/office/word/2010/wordprocessingCanvas" xmlns:cx="http://schemas.microsoft.com/office/drawing/2014/chartex" xmlns:cx1="http://schemas.microsoft.com/office/drawing/2015/9/8/chartex" xmlns:cx2="http://schemas.microsoft.com/office/drawing/2015/10/21/chartex" xmlns:cx3="http://schemas.microsoft.com/office/drawing/2016/5/9/chartex" xmlns:cx4="http://schemas.microsoft.com/office/drawing/2016/5/10/chartex" xmlns:cx5="http://schemas.microsoft.com/office/drawing/2016/5/11/chartex" xmlns:cx6="http://schemas.microsoft.com/office/drawing/2016/5/12/chartex" xmlns:cx7="http://schemas.microsoft.com/office/drawing/2016/5/13/chartex" xmlns:cx8="http://schemas.microsoft.com/office/drawing/2016/5/14/chartex" xmlns:mc="http://schemas.openxmlformats.org/markup-compatibility/2006" xmlns:aink="http://schemas.microsoft.com/office/drawing/2016/ink" xmlns:am3d="http://schemas.microsoft.com/office/drawing/2017/model3d" xmlns:o="urn:schemas-microsoft-com:office:office" xmlns:oel="http://schemas.microsoft.com/office/2019/extlst" xmlns:r="http://schemas.openxmlformats.org/officeDocument/2006/relationships" xmlns:m="http://schemas.openxmlformats.org/officeDocument/2006/math" xmlns:v="urn:schemas-microsoft-com:vml" xmlns:wp14="http://schemas.microsoft.com/office/word/2010/wordprocessingDrawing" xmlns:wp="http://schemas.openxmlformats.org/drawingml/2006/wordprocessingDrawing" xmlns:w10="urn:schemas-microsoft-com:office:word" xmlns:w="http://schemas.openxmlformats.org/wordprocessingml/2006/main" xmlns:w14="http://schemas.microsoft.com/office/word/2010/wordml" xmlns:w15="http://schemas.microsoft.com/office/word/2012/wordml" xmlns:w16cex="http://schemas.microsoft.com/office/word/2018/wordml/cex" xmlns:w16cid="http://schemas.microsoft.com/office/word/2016/wordml/cid" xmlns:w16="http://schemas.microsoft.com/office/word/2018/wordml" xmlns:w16du="http://schemas.microsoft.com/office/word/2023/wordml/word16du" xmlns:w16sdtdh="http://schemas.microsoft.com/office/word/2020/wordml/sdtdatahash" xmlns:w16sdtfl="http://schemas.microsoft.com/office/word/2024/wordml/sdtformatlock" xmlns:w16se="http://schemas.microsoft.com/office/word/2015/wordml/symex" xmlns:wpg="http://schemas.microsoft.com/office/word/2010/wordprocessingGroup" xmlns:wpi="http://schemas.microsoft.com/office/word/2010/wordprocessingInk" xmlns:wne="http://schemas.microsoft.com/office/word/2006/wordml" xmlns:wps="http://schemas.microsoft.com/office/word/2010/wordprocessingShape" mc:Ignorable="w14 w15 w16se w16cid w16 w16cex w16sdtdh w16sdtfl w16du wp14">
   <w:p>
     <w:pPr>
       <w:pStyle w:val="Fuzeile"/>
@@ -1731,7 +1464,6 @@
                                 <w:calendar w:val="gregorian"/>
                               </w:date>
                             </w:sdtPr>
-                            <w:sdtEndPr/>
                             <w:sdtContent>
                               <w:p>
                                 <w:pPr>
@@ -1805,7 +1537,6 @@
                           <w:calendar w:val="gregorian"/>
                         </w:date>
                       </w:sdtPr>
-                      <w:sdtEndPr/>
                       <w:sdtContent>
                         <w:p>
                           <w:pPr>
@@ -2044,7 +1775,7 @@
 </file>
 
 <file path=word/footnotes.xml><?xml version="1.0" encoding="utf-8"?>
-<w:footnotes xmlns:wpc="http://schemas.microsoft.com/office/word/2010/wordprocessingCanvas" xmlns:cx="http://schemas.microsoft.com/office/drawing/2014/chartex" xmlns:cx1="http://schemas.microsoft.com/office/drawing/2015/9/8/chartex" xmlns:cx2="http://schemas.microsoft.com/office/drawing/2015/10/21/chartex" xmlns:cx3="http://schemas.microsoft.com/office/drawing/2016/5/9/chartex" xmlns:cx4="http://schemas.microsoft.com/office/drawing/2016/5/10/chartex" xmlns:cx5="http://schemas.microsoft.com/office/drawing/2016/5/11/chartex" xmlns:cx6="http://schemas.microsoft.com/office/drawing/2016/5/12/chartex" xmlns:cx7="http://schemas.microsoft.com/office/drawing/2016/5/13/chartex" xmlns:cx8="http://schemas.microsoft.com/office/drawing/2016/5/14/chartex" xmlns:mc="http://schemas.openxmlformats.org/markup-compatibility/2006" xmlns:aink="http://schemas.microsoft.com/office/drawing/2016/ink" xmlns:am3d="http://schemas.microsoft.com/office/drawing/2017/model3d" xmlns:o="urn:schemas-microsoft-com:office:office" xmlns:oel="http://schemas.microsoft.com/office/2019/extlst" xmlns:r="http://schemas.openxmlformats.org/officeDocument/2006/relationships" xmlns:m="http://schemas.openxmlformats.org/officeDocument/2006/math" xmlns:v="urn:schemas-microsoft-com:vml" xmlns:wp14="http://schemas.microsoft.com/office/word/2010/wordprocessingDrawing" xmlns:wp="http://schemas.openxmlformats.org/drawingml/2006/wordprocessingDrawing" xmlns:w10="urn:schemas-microsoft-com:office:word" xmlns:w="http://schemas.openxmlformats.org/wordprocessingml/2006/main" xmlns:w14="http://schemas.microsoft.com/office/word/2010/wordml" xmlns:w15="http://schemas.microsoft.com/office/word/2012/wordml" xmlns:w16cex="http://schemas.microsoft.com/office/word/2018/wordml/cex" xmlns:w16cid="http://schemas.microsoft.com/office/word/2016/wordml/cid" xmlns:w16="http://schemas.microsoft.com/office/word/2018/wordml" xmlns:w16du="http://schemas.microsoft.com/office/word/2023/wordml/word16du" xmlns:w16sdtdh="http://schemas.microsoft.com/office/word/2020/wordml/sdtdatahash" xmlns:w16se="http://schemas.microsoft.com/office/word/2015/wordml/symex" xmlns:wpg="http://schemas.microsoft.com/office/word/2010/wordprocessingGroup" xmlns:wpi="http://schemas.microsoft.com/office/word/2010/wordprocessingInk" xmlns:wne="http://schemas.microsoft.com/office/word/2006/wordml" xmlns:wps="http://schemas.microsoft.com/office/word/2010/wordprocessingShape" mc:Ignorable="w14 w15 w16se w16cid w16 w16cex w16sdtdh w16du wp14">
+<w:footnotes xmlns:wpc="http://schemas.microsoft.com/office/word/2010/wordprocessingCanvas" xmlns:cx="http://schemas.microsoft.com/office/drawing/2014/chartex" xmlns:cx1="http://schemas.microsoft.com/office/drawing/2015/9/8/chartex" xmlns:cx2="http://schemas.microsoft.com/office/drawing/2015/10/21/chartex" xmlns:cx3="http://schemas.microsoft.com/office/drawing/2016/5/9/chartex" xmlns:cx4="http://schemas.microsoft.com/office/drawing/2016/5/10/chartex" xmlns:cx5="http://schemas.microsoft.com/office/drawing/2016/5/11/chartex" xmlns:cx6="http://schemas.microsoft.com/office/drawing/2016/5/12/chartex" xmlns:cx7="http://schemas.microsoft.com/office/drawing/2016/5/13/chartex" xmlns:cx8="http://schemas.microsoft.com/office/drawing/2016/5/14/chartex" xmlns:mc="http://schemas.openxmlformats.org/markup-compatibility/2006" xmlns:aink="http://schemas.microsoft.com/office/drawing/2016/ink" xmlns:am3d="http://schemas.microsoft.com/office/drawing/2017/model3d" xmlns:o="urn:schemas-microsoft-com:office:office" xmlns:oel="http://schemas.microsoft.com/office/2019/extlst" xmlns:r="http://schemas.openxmlformats.org/officeDocument/2006/relationships" xmlns:m="http://schemas.openxmlformats.org/officeDocument/2006/math" xmlns:v="urn:schemas-microsoft-com:vml" xmlns:wp14="http://schemas.microsoft.com/office/word/2010/wordprocessingDrawing" xmlns:wp="http://schemas.openxmlformats.org/drawingml/2006/wordprocessingDrawing" xmlns:w10="urn:schemas-microsoft-com:office:word" xmlns:w="http://schemas.openxmlformats.org/wordprocessingml/2006/main" xmlns:w14="http://schemas.microsoft.com/office/word/2010/wordml" xmlns:w15="http://schemas.microsoft.com/office/word/2012/wordml" xmlns:w16cex="http://schemas.microsoft.com/office/word/2018/wordml/cex" xmlns:w16cid="http://schemas.microsoft.com/office/word/2016/wordml/cid" xmlns:w16="http://schemas.microsoft.com/office/word/2018/wordml" xmlns:w16du="http://schemas.microsoft.com/office/word/2023/wordml/word16du" xmlns:w16sdtdh="http://schemas.microsoft.com/office/word/2020/wordml/sdtdatahash" xmlns:w16sdtfl="http://schemas.microsoft.com/office/word/2024/wordml/sdtformatlock" xmlns:w16se="http://schemas.microsoft.com/office/word/2015/wordml/symex" xmlns:wpg="http://schemas.microsoft.com/office/word/2010/wordprocessingGroup" xmlns:wpi="http://schemas.microsoft.com/office/word/2010/wordprocessingInk" xmlns:wne="http://schemas.microsoft.com/office/word/2006/wordml" xmlns:wps="http://schemas.microsoft.com/office/word/2010/wordprocessingShape" mc:Ignorable="w14 w15 w16se w16cid w16 w16cex w16sdtdh w16sdtfl w16du wp14">
   <w:footnote w:type="separator" w:id="-1">
     <w:p>
       <w:pPr>
@@ -2069,7 +1800,7 @@
 </file>
 
 <file path=word/numbering.xml><?xml version="1.0" encoding="utf-8"?>
-<w:numbering xmlns:wpc="http://schemas.microsoft.com/office/word/2010/wordprocessingCanvas" xmlns:cx="http://schemas.microsoft.com/office/drawing/2014/chartex" xmlns:cx1="http://schemas.microsoft.com/office/drawing/2015/9/8/chartex" xmlns:cx2="http://schemas.microsoft.com/office/drawing/2015/10/21/chartex" xmlns:cx3="http://schemas.microsoft.com/office/drawing/2016/5/9/chartex" xmlns:cx4="http://schemas.microsoft.com/office/drawing/2016/5/10/chartex" xmlns:cx5="http://schemas.microsoft.com/office/drawing/2016/5/11/chartex" xmlns:cx6="http://schemas.microsoft.com/office/drawing/2016/5/12/chartex" xmlns:cx7="http://schemas.microsoft.com/office/drawing/2016/5/13/chartex" xmlns:cx8="http://schemas.microsoft.com/office/drawing/2016/5/14/chartex" xmlns:mc="http://schemas.openxmlformats.org/markup-compatibility/2006" xmlns:aink="http://schemas.microsoft.com/office/drawing/2016/ink" xmlns:am3d="http://schemas.microsoft.com/office/drawing/2017/model3d" xmlns:o="urn:schemas-microsoft-com:office:office" xmlns:oel="http://schemas.microsoft.com/office/2019/extlst" xmlns:r="http://schemas.openxmlformats.org/officeDocument/2006/relationships" xmlns:m="http://schemas.openxmlformats.org/officeDocument/2006/math" xmlns:v="urn:schemas-microsoft-com:vml" xmlns:wp14="http://schemas.microsoft.com/office/word/2010/wordprocessingDrawing" xmlns:wp="http://schemas.openxmlformats.org/drawingml/2006/wordprocessingDrawing" xmlns:w10="urn:schemas-microsoft-com:office:word" xmlns:w="http://schemas.openxmlformats.org/wordprocessingml/2006/main" xmlns:w14="http://schemas.microsoft.com/office/word/2010/wordml" xmlns:w15="http://schemas.microsoft.com/office/word/2012/wordml" xmlns:w16cex="http://schemas.microsoft.com/office/word/2018/wordml/cex" xmlns:w16cid="http://schemas.microsoft.com/office/word/2016/wordml/cid" xmlns:w16="http://schemas.microsoft.com/office/word/2018/wordml" xmlns:w16du="http://schemas.microsoft.com/office/word/2023/wordml/word16du" xmlns:w16sdtdh="http://schemas.microsoft.com/office/word/2020/wordml/sdtdatahash" xmlns:w16se="http://schemas.microsoft.com/office/word/2015/wordml/symex" xmlns:wpg="http://schemas.microsoft.com/office/word/2010/wordprocessingGroup" xmlns:wpi="http://schemas.microsoft.com/office/word/2010/wordprocessingInk" xmlns:wne="http://schemas.microsoft.com/office/word/2006/wordml" xmlns:wps="http://schemas.microsoft.com/office/word/2010/wordprocessingShape" mc:Ignorable="w14 w15 w16se w16cid w16 w16cex w16sdtdh w16du wp14">
+<w:numbering xmlns:wpc="http://schemas.microsoft.com/office/word/2010/wordprocessingCanvas" xmlns:cx="http://schemas.microsoft.com/office/drawing/2014/chartex" xmlns:cx1="http://schemas.microsoft.com/office/drawing/2015/9/8/chartex" xmlns:cx2="http://schemas.microsoft.com/office/drawing/2015/10/21/chartex" xmlns:cx3="http://schemas.microsoft.com/office/drawing/2016/5/9/chartex" xmlns:cx4="http://schemas.microsoft.com/office/drawing/2016/5/10/chartex" xmlns:cx5="http://schemas.microsoft.com/office/drawing/2016/5/11/chartex" xmlns:cx6="http://schemas.microsoft.com/office/drawing/2016/5/12/chartex" xmlns:cx7="http://schemas.microsoft.com/office/drawing/2016/5/13/chartex" xmlns:cx8="http://schemas.microsoft.com/office/drawing/2016/5/14/chartex" xmlns:mc="http://schemas.openxmlformats.org/markup-compatibility/2006" xmlns:aink="http://schemas.microsoft.com/office/drawing/2016/ink" xmlns:am3d="http://schemas.microsoft.com/office/drawing/2017/model3d" xmlns:o="urn:schemas-microsoft-com:office:office" xmlns:oel="http://schemas.microsoft.com/office/2019/extlst" xmlns:r="http://schemas.openxmlformats.org/officeDocument/2006/relationships" xmlns:m="http://schemas.openxmlformats.org/officeDocument/2006/math" xmlns:v="urn:schemas-microsoft-com:vml" xmlns:wp14="http://schemas.microsoft.com/office/word/2010/wordprocessingDrawing" xmlns:wp="http://schemas.openxmlformats.org/drawingml/2006/wordprocessingDrawing" xmlns:w10="urn:schemas-microsoft-com:office:word" xmlns:w="http://schemas.openxmlformats.org/wordprocessingml/2006/main" xmlns:w14="http://schemas.microsoft.com/office/word/2010/wordml" xmlns:w15="http://schemas.microsoft.com/office/word/2012/wordml" xmlns:w16cex="http://schemas.microsoft.com/office/word/2018/wordml/cex" xmlns:w16cid="http://schemas.microsoft.com/office/word/2016/wordml/cid" xmlns:w16="http://schemas.microsoft.com/office/word/2018/wordml" xmlns:w16du="http://schemas.microsoft.com/office/word/2023/wordml/word16du" xmlns:w16sdtdh="http://schemas.microsoft.com/office/word/2020/wordml/sdtdatahash" xmlns:w16sdtfl="http://schemas.microsoft.com/office/word/2024/wordml/sdtformatlock" xmlns:w16se="http://schemas.microsoft.com/office/word/2015/wordml/symex" xmlns:wpg="http://schemas.microsoft.com/office/word/2010/wordprocessingGroup" xmlns:wpi="http://schemas.microsoft.com/office/word/2010/wordprocessingInk" xmlns:wne="http://schemas.microsoft.com/office/word/2006/wordml" xmlns:wps="http://schemas.microsoft.com/office/word/2010/wordprocessingShape" mc:Ignorable="w14 w15 w16se w16cid w16 w16cex w16sdtdh w16sdtfl w16du wp14">
   <w:abstractNum w:abstractNumId="0" w15:restartNumberingAfterBreak="0">
     <w:nsid w:val="00E16CD0"/>
     <w:multiLevelType w:val="multilevel"/>
@@ -5532,7 +5263,7 @@
 </file>
 
 <file path=word/styles.xml><?xml version="1.0" encoding="utf-8"?>
-<w:styles xmlns:mc="http://schemas.openxmlformats.org/markup-compatibility/2006" xmlns:r="http://schemas.openxmlformats.org/officeDocument/2006/relationships" xmlns:w="http://schemas.openxmlformats.org/wordprocessingml/2006/main" xmlns:w14="http://schemas.microsoft.com/office/word/2010/wordml" xmlns:w15="http://schemas.microsoft.com/office/word/2012/wordml" xmlns:w16cex="http://schemas.microsoft.com/office/word/2018/wordml/cex" xmlns:w16cid="http://schemas.microsoft.com/office/word/2016/wordml/cid" xmlns:w16="http://schemas.microsoft.com/office/word/2018/wordml" xmlns:w16du="http://schemas.microsoft.com/office/word/2023/wordml/word16du" xmlns:w16sdtdh="http://schemas.microsoft.com/office/word/2020/wordml/sdtdatahash" xmlns:w16se="http://schemas.microsoft.com/office/word/2015/wordml/symex" mc:Ignorable="w14 w15 w16se w16cid w16 w16cex w16sdtdh w16du">
+<w:styles xmlns:mc="http://schemas.openxmlformats.org/markup-compatibility/2006" xmlns:r="http://schemas.openxmlformats.org/officeDocument/2006/relationships" xmlns:w="http://schemas.openxmlformats.org/wordprocessingml/2006/main" xmlns:w14="http://schemas.microsoft.com/office/word/2010/wordml" xmlns:w15="http://schemas.microsoft.com/office/word/2012/wordml" xmlns:w16cex="http://schemas.microsoft.com/office/word/2018/wordml/cex" xmlns:w16cid="http://schemas.microsoft.com/office/word/2016/wordml/cid" xmlns:w16="http://schemas.microsoft.com/office/word/2018/wordml" xmlns:w16du="http://schemas.microsoft.com/office/word/2023/wordml/word16du" xmlns:w16sdtdh="http://schemas.microsoft.com/office/word/2020/wordml/sdtdatahash" xmlns:w16sdtfl="http://schemas.microsoft.com/office/word/2024/wordml/sdtformatlock" xmlns:w16se="http://schemas.microsoft.com/office/word/2015/wordml/symex" mc:Ignorable="w14 w15 w16se w16cid w16 w16cex w16sdtdh w16sdtfl w16du">
   <w:docDefaults>
     <w:rPrDefault>
       <w:rPr>

--- a/Aufgabenstellung-Vorüberlegung/Anforderungen.docx
+++ b/Aufgabenstellung-Vorüberlegung/Anforderungen.docx
@@ -382,57 +382,8 @@
         <w:rPr>
           <w:rFonts w:ascii="Arial" w:hAnsi="Arial" w:cs="Arial"/>
         </w:rPr>
-        <w:t xml:space="preserve">Zugriffsbeschränkungen entsprechend </w:t>
-      </w:r>
-      <w:proofErr w:type="gramStart"/>
-      <w:r>
-        <w:rPr>
-          <w:rFonts w:ascii="Arial" w:hAnsi="Arial" w:cs="Arial"/>
-        </w:rPr>
-        <w:t>der Rollen</w:t>
-      </w:r>
-      <w:proofErr w:type="gramEnd"/>
-      <w:r>
-        <w:rPr>
-          <w:rFonts w:ascii="Arial" w:hAnsi="Arial" w:cs="Arial"/>
-        </w:rPr>
-        <w:t xml:space="preserve"> auf Endpunkte und Funktionen.</w:t>
-      </w:r>
-    </w:p>
-    <w:p>
-      <w:pPr>
-        <w:rPr>
-          <w:rFonts w:ascii="Arial" w:hAnsi="Arial" w:cs="Arial"/>
-        </w:rPr>
-      </w:pPr>
-    </w:p>
-    <w:p>
-      <w:pPr>
-        <w:rPr>
-          <w:rFonts w:ascii="Arial" w:hAnsi="Arial" w:cs="Arial"/>
-        </w:rPr>
-      </w:pPr>
-    </w:p>
-    <w:p>
-      <w:pPr>
-        <w:rPr>
-          <w:rFonts w:ascii="Arial" w:hAnsi="Arial" w:cs="Arial"/>
-        </w:rPr>
-      </w:pPr>
-    </w:p>
-    <w:p>
-      <w:pPr>
-        <w:rPr>
-          <w:rFonts w:ascii="Arial" w:hAnsi="Arial" w:cs="Arial"/>
-        </w:rPr>
-      </w:pPr>
-    </w:p>
-    <w:p>
-      <w:pPr>
-        <w:rPr>
-          <w:rFonts w:ascii="Arial" w:hAnsi="Arial" w:cs="Arial"/>
-        </w:rPr>
-      </w:pPr>
+        <w:t>Zugriffsbeschränkungen entsprechend der Rollen auf Endpunkte und Funktionen.</w:t>
+      </w:r>
     </w:p>
     <w:p>
       <w:pPr>
@@ -488,7 +439,6 @@
         <w:rPr>
           <w:rFonts w:ascii="Arial" w:hAnsi="Arial" w:cs="Arial"/>
         </w:rPr>
-        <w:lastRenderedPageBreak/>
         <w:t>Kursmanagement</w:t>
       </w:r>
       <w:r>
@@ -592,6 +542,7 @@
         <w:rPr>
           <w:rFonts w:ascii="Arial" w:hAnsi="Arial" w:cs="Arial"/>
         </w:rPr>
+        <w:lastRenderedPageBreak/>
         <w:t>Hochladen und Organisieren von Lernmaterialien (PDFs, Videos, Präsentationen).</w:t>
       </w:r>
     </w:p>
@@ -652,7 +603,13 @@
         <w:rPr>
           <w:rFonts w:ascii="Arial" w:hAnsi="Arial" w:cs="Arial"/>
         </w:rPr>
-        <w:t>Erstellung von Aufgaben mit Deadlines.</w:t>
+        <w:t>Erstellung von Aufgaben</w:t>
+      </w:r>
+      <w:r>
+        <w:rPr>
+          <w:rFonts w:ascii="Arial" w:hAnsi="Arial" w:cs="Arial"/>
+        </w:rPr>
+        <w:t>.</w:t>
       </w:r>
     </w:p>
     <w:p>
@@ -670,23 +627,6 @@
           <w:rFonts w:ascii="Arial" w:hAnsi="Arial" w:cs="Arial"/>
         </w:rPr>
         <w:t>Einsicht und Bewertung eingereichter Aufgaben.</w:t>
-      </w:r>
-    </w:p>
-    <w:p>
-      <w:pPr>
-        <w:numPr>
-          <w:ilvl w:val="1"/>
-          <w:numId w:val="8"/>
-        </w:numPr>
-        <w:rPr>
-          <w:rFonts w:ascii="Arial" w:hAnsi="Arial" w:cs="Arial"/>
-        </w:rPr>
-      </w:pPr>
-      <w:r>
-        <w:rPr>
-          <w:rFonts w:ascii="Arial" w:hAnsi="Arial" w:cs="Arial"/>
-        </w:rPr>
-        <w:t>Kommentierung von Studentenarbeiten.</w:t>
       </w:r>
     </w:p>
     <w:p>
@@ -970,7 +910,6 @@
           <w:sz w:val="40"/>
           <w:szCs w:val="40"/>
         </w:rPr>
-        <w:lastRenderedPageBreak/>
         <w:t>User-Stories</w:t>
       </w:r>
     </w:p>
@@ -1049,6 +988,7 @@
         <w:rPr>
           <w:rFonts w:ascii="Arial" w:hAnsi="Arial" w:cs="Arial"/>
         </w:rPr>
+        <w:lastRenderedPageBreak/>
         <w:t>Als Admin möchte ich Systemdaten und Berichte exportieren können, um die Plattformaktivitäten zu analysieren und zu dokumentieren.</w:t>
       </w:r>
     </w:p>
@@ -1272,7 +1212,6 @@
         <w:rPr>
           <w:rFonts w:ascii="Arial" w:hAnsi="Arial" w:cs="Arial"/>
         </w:rPr>
-        <w:lastRenderedPageBreak/>
         <w:t>Als Student möchte ich Bewertungen und Kommentare einsehen können, um mein Feedback zu erhalten und meinen Fortschritt zu überwachen.</w:t>
       </w:r>
     </w:p>
